--- a/www/content/abdomen-pelvis/Quadrants of abdomen.docx
+++ b/www/content/abdomen-pelvis/Quadrants of abdomen.docx
@@ -248,7 +248,16 @@
     </w:p>
     <w:p>
       <w:r>
-        <w:t>[SVG]quadrants.svg[/SVG]</w:t>
+        <w:t>[SVG]</w:t>
+      </w:r>
+      <w:r>
+        <w:t xml:space="preserve"> </w:t>
+      </w:r>
+      <w:r>
+        <w:t>quadrants outline</w:t>
+      </w:r>
+      <w:r>
+        <w:t>.svg[/SVG]</w:t>
       </w:r>
     </w:p>
     <w:p>
@@ -1317,6 +1326,7 @@
   <w:style w:type="character" w:default="1" w:styleId="DefaultParagraphFont">
     <w:name w:val="Default Paragraph Font"/>
     <w:uiPriority w:val="1"/>
+    <w:semiHidden/>
     <w:unhideWhenUsed/>
   </w:style>
   <w:style w:type="table" w:default="1" w:styleId="TableNormal">
